--- a/reports/交接_强基线面板的分辨力与解释规则.docx
+++ b/reports/交接_强基线面板的分辨力与解释规则.docx
@@ -885,7 +885,13 @@
           </w:tcPr>
           <w:p>
             <w:r>
-              <w:t>中间参考</w:t>
+              <w:t xml:space="preserve">vs </w:t>
+            </w:r>
+            <w:r>
+              <w:rPr>
+                <w:b/>
+              </w:rPr>
+              <w:t>FedProx</w:t>
             </w:r>
           </w:p>
         </w:tc>
@@ -895,7 +901,10 @@
           </w:tcPr>
           <w:p>
             <w:r>
-              <w:t>0.025</w:t>
+              <w:rPr>
+                <w:b/>
+              </w:rPr>
+              <w:t>0.0202</w:t>
             </w:r>
           </w:p>
         </w:tc>
@@ -905,7 +914,7 @@
           </w:tcPr>
           <w:p>
             <w:r>
-              <w:t>±0.0179</w:t>
+              <w:t>±0.0145</w:t>
             </w:r>
           </w:p>
         </w:tc>
@@ -915,7 +924,7 @@
           </w:tcPr>
           <w:p>
             <w:r>
-              <w:t>—</w:t>
+              <w:t>由贵方已读出的 CI $[+0.0142,+0.0431]$ 反推</w:t>
             </w:r>
           </w:p>
         </w:tc>
@@ -980,35 +989,26 @@
     </w:p>
     <w:p>
       <w:r>
-        <w:t>FedProx 与 MOON 都是</w:t>
+        <w:t xml:space="preserve">FedProx 实际落在 </w:t>
       </w:r>
       <w:r>
         <w:rPr>
           <w:b/>
         </w:rPr>
-        <w:t>通用异质性方法</w:t>
+        <w:t>0.0202</w:t>
       </w:r>
       <w:r>
-        <w:t>，机制上离 FedAvg 比离 FedProto 近，</w:t>
+        <w:t>，在 FedProto 与 FedAvg 之间——比"通用异质性方法应该</w:t>
       </w:r>
     </w:p>
     <w:p>
       <w:r>
-        <w:t xml:space="preserve">所以预期 σ_d 在 </w:t>
-      </w:r>
-      <w:r>
-        <w:rPr>
-          <w:b/>
-        </w:rPr>
-        <w:t>0.025–0.027</w:t>
-      </w:r>
-      <w:r>
-        <w:t xml:space="preserve"> 一带，而不是 0.0147。</w:t>
+        <w:t>接近 FedAvg"的事前预期（0.025–0.027）低。**MOON 的 σ_d 不要照搬这三个里的任何一个，</w:t>
       </w:r>
     </w:p>
     <w:p>
       <w:r>
-        <w:t>真实 σ_d 要等面板出数后按 seed 配对现算——上面只是事前的量级预期。</w:t>
+        <w:t>出数后按 seed 配对现算。**</w:t>
       </w:r>
     </w:p>
     <w:p>
@@ -2053,6 +2053,127 @@
     </w:p>
     <w:p>
       <w:pPr>
+        <w:ind w:left="360"/>
+      </w:pPr>
+      <w:r>
+        <w:rPr>
+          <w:b/>
+          <w:i/>
+          <w:color w:val="555555"/>
+        </w:rPr>
+        <w:t>FedProx 已经落在第三档</w:t>
+      </w:r>
+      <w:r>
+        <w:rPr>
+          <w:i/>
+          <w:color w:val="555555"/>
+        </w:rPr>
+        <w:t xml:space="preserve">：FedProx − FedAvg = </w:t>
+      </w:r>
+      <w:r>
+        <w:rPr>
+          <w:b/>
+          <w:i/>
+          <w:color w:val="555555"/>
+        </w:rPr>
+        <w:t>+0.0003</w:t>
+      </w:r>
+      <w:r>
+        <w:rPr>
+          <w:i/>
+          <w:color w:val="555555"/>
+        </w:rPr>
+        <w:t>，即参数层机制相对</w:t>
+      </w:r>
+    </w:p>
+    <w:p>
+      <w:pPr>
+        <w:ind w:left="360"/>
+      </w:pPr>
+      <w:r>
+        <w:rPr>
+          <w:i/>
+          <w:color w:val="555555"/>
+        </w:rPr>
+        <w:t xml:space="preserve">FedAvg 没有可测增益（据 </w:t>
+      </w:r>
+      <w:r>
+        <w:rPr>
+          <w:rFonts w:ascii="Menlo" w:hAnsi="Menlo"/>
+          <w:i/>
+          <w:color w:val="555555"/>
+        </w:rPr>
+        <w:t>reports/分析_FedProx结果如何改写论文主张_2026-09-27.md</w:t>
+      </w:r>
+      <w:r>
+        <w:rPr>
+          <w:i/>
+          <w:color w:val="555555"/>
+        </w:rPr>
+        <w:t>，</w:t>
+      </w:r>
+    </w:p>
+    <w:p>
+      <w:pPr>
+        <w:ind w:left="360"/>
+      </w:pPr>
+      <w:r>
+        <w:rPr>
+          <w:i/>
+          <w:color w:val="555555"/>
+        </w:rPr>
+        <w:t>本仓库已独立核对其 CI 与 σ_d 自洽）。</w:t>
+      </w:r>
+      <w:r>
+        <w:rPr>
+          <w:b/>
+          <w:i/>
+          <w:color w:val="555555"/>
+        </w:rPr>
+        <w:t>所以仍未定的是 MOON 那一格</w:t>
+      </w:r>
+      <w:r>
+        <w:rPr>
+          <w:i/>
+          <w:color w:val="555555"/>
+        </w:rPr>
+        <w:t>，</w:t>
+      </w:r>
+    </w:p>
+    <w:p>
+      <w:pPr>
+        <w:ind w:left="360"/>
+      </w:pPr>
+      <w:r>
+        <w:rPr>
+          <w:i/>
+          <w:color w:val="555555"/>
+        </w:rPr>
+        <w:t>而它恰好是判"表示层机制算不算原型层"的关键——见</w:t>
+      </w:r>
+    </w:p>
+    <w:p>
+      <w:pPr>
+        <w:ind w:left="360"/>
+      </w:pPr>
+      <w:r>
+        <w:rPr>
+          <w:rFonts w:ascii="Menlo" w:hAnsi="Menlo"/>
+          <w:i/>
+          <w:color w:val="555555"/>
+        </w:rPr>
+        <w:t>reports/预注册_MOON机制判别_2026-09-27.md</w:t>
+      </w:r>
+      <w:r>
+        <w:rPr>
+          <w:i/>
+          <w:color w:val="555555"/>
+        </w:rPr>
+        <w:t>（写于读数之前）。</w:t>
+      </w:r>
+    </w:p>
+    <w:p>
+      <w:pPr>
         <w:jc w:val="center"/>
       </w:pPr>
       <w:r>
